--- a/Coding 2 - year/Unit 2 - Object-Oriented Programming/Daily Lesson Plans/Word/Day 22.docx
+++ b/Coding 2 - year/Unit 2 - Object-Oriented Programming/Daily Lesson Plans/Word/Day 22.docx
@@ -50,12 +50,15 @@
               </w:rPr>
               <w:t xml:space="preserve">Coding II — Full Year</w:t>
             </w:r>
-          </w:p>
-          <w:p>
-            <w:pPr>
-              <w:spacing w:before="40"/>
-              <w:jc w:val="center"/>
-            </w:pPr>
+            <w:r>
+              <w:rPr>
+                <w:rFonts w:ascii="Arial" w:cs="Arial" w:eastAsia="Arial" w:hAnsi="Arial"/>
+                <w:sz w:val="16"/>
+                <w:szCs w:val="16"/>
+              </w:rPr>
+              <w:br/>
+              <w:t xml:space="preserve"/>
+            </w:r>
             <w:r>
               <w:rPr>
                 <w:rFonts w:ascii="Arial" w:cs="Arial" w:eastAsia="Arial" w:hAnsi="Arial"/>
@@ -83,7 +86,7 @@
           <w:rFonts w:ascii="Arial" w:cs="Arial" w:eastAsia="Arial" w:hAnsi="Arial"/>
           <w:b/>
           <w:bCs/>
-          <w:color w:val="0D3B1F"/>
+          <w:color w:val="1B7A4A"/>
           <w:sz w:val="32"/>
           <w:szCs w:val="32"/>
         </w:rPr>
@@ -261,9 +264,9 @@
               <w:right w:val="single" w:color="CCCCCC" w:sz="1"/>
             </w:tcBorders>
             <w:tcMar>
-              <w:top w:type="dxa" w:w="60"/>
+              <w:top w:type="dxa" w:w="80"/>
               <w:left w:type="dxa" w:w="120"/>
-              <w:bottom w:type="dxa" w:w="60"/>
+              <w:bottom w:type="dxa" w:w="80"/>
               <w:right w:type="dxa" w:w="120"/>
             </w:tcMar>
           </w:tcPr>
@@ -290,20 +293,213 @@
               <w:right w:val="single" w:color="CCCCCC" w:sz="1"/>
             </w:tcBorders>
             <w:tcMar>
-              <w:top w:type="dxa" w:w="60"/>
+              <w:top w:type="dxa" w:w="80"/>
               <w:left w:type="dxa" w:w="120"/>
-              <w:bottom w:type="dxa" w:w="60"/>
+              <w:bottom w:type="dxa" w:w="80"/>
               <w:right w:type="dxa" w:w="120"/>
             </w:tcMar>
           </w:tcPr>
           <w:p>
+            <w:pPr>
+              <w:spacing w:after="80" w:before="80"/>
+            </w:pPr>
+            <w:r>
+              <w:rPr>
+                <w:rFonts w:ascii="Arial" w:cs="Arial" w:eastAsia="Arial" w:hAnsi="Arial"/>
+                <w:b/>
+                <w:bCs/>
+                <w:i w:val="false"/>
+                <w:iCs w:val="false"/>
+                <w:color w:val="000000"/>
+                <w:sz w:val="22"/>
+                <w:szCs w:val="22"/>
+              </w:rPr>
+              <w:t xml:space="preserve">Bell Ringer / Review</w:t>
+            </w:r>
             <w:r>
               <w:rPr>
                 <w:rFonts w:ascii="Arial" w:cs="Arial" w:eastAsia="Arial" w:hAnsi="Arial"/>
                 <w:sz w:val="20"/>
                 <w:szCs w:val="20"/>
               </w:rPr>
-              <w:t xml:space="preserve">Bell Ringer / Review</w:t>
+              <w:br/>
+              <w:t xml:space="preserve"/>
+            </w:r>
+            <w:r>
+              <w:rPr>
+                <w:rFonts w:ascii="Arial" w:cs="Arial" w:eastAsia="Arial" w:hAnsi="Arial"/>
+                <w:sz w:val="20"/>
+                <w:szCs w:val="20"/>
+              </w:rPr>
+              <w:br/>
+              <w:t xml:space="preserve"/>
+            </w:r>
+            <w:r>
+              <w:rPr>
+                <w:rFonts w:ascii="Arial" w:cs="Arial" w:eastAsia="Arial" w:hAnsi="Arial"/>
+                <w:b/>
+                <w:bCs/>
+                <w:i w:val="false"/>
+                <w:iCs w:val="false"/>
+                <w:color w:val="000000"/>
+                <w:sz w:val="20"/>
+                <w:szCs w:val="20"/>
+              </w:rPr>
+              <w:t xml:space="preserve">Quick Write </w:t>
+            </w:r>
+            <w:r>
+              <w:rPr>
+                <w:rFonts w:ascii="Arial" w:cs="Arial" w:eastAsia="Arial" w:hAnsi="Arial"/>
+                <w:b w:val="false"/>
+                <w:bCs w:val="false"/>
+                <w:i w:val="false"/>
+                <w:iCs w:val="false"/>
+                <w:color w:val="000000"/>
+                <w:sz w:val="20"/>
+                <w:szCs w:val="20"/>
+              </w:rPr>
+              <w:t xml:space="preserve">(3 min — written or verbal):</w:t>
+            </w:r>
+            <w:r>
+              <w:rPr>
+                <w:rFonts w:ascii="Arial" w:cs="Arial" w:eastAsia="Arial" w:hAnsi="Arial"/>
+                <w:sz w:val="20"/>
+                <w:szCs w:val="20"/>
+              </w:rPr>
+              <w:br/>
+              <w:t xml:space="preserve"/>
+            </w:r>
+            <w:r>
+              <w:rPr>
+                <w:rFonts w:ascii="Arial" w:cs="Arial" w:eastAsia="Arial" w:hAnsi="Arial"/>
+                <w:b w:val="false"/>
+                <w:bCs w:val="false"/>
+                <w:i w:val="false"/>
+                <w:iCs w:val="false"/>
+                <w:color w:val="000000"/>
+                <w:sz w:val="20"/>
+                <w:szCs w:val="20"/>
+              </w:rPr>
+              <w:t xml:space="preserve">    In your own words: Choose between composition and inheritance when designing classes?</w:t>
+            </w:r>
+            <w:r>
+              <w:rPr>
+                <w:rFonts w:ascii="Arial" w:cs="Arial" w:eastAsia="Arial" w:hAnsi="Arial"/>
+                <w:sz w:val="20"/>
+                <w:szCs w:val="20"/>
+              </w:rPr>
+              <w:br/>
+              <w:t xml:space="preserve"/>
+            </w:r>
+            <w:r>
+              <w:rPr>
+                <w:rFonts w:ascii="Arial" w:cs="Arial" w:eastAsia="Arial" w:hAnsi="Arial"/>
+                <w:sz w:val="20"/>
+                <w:szCs w:val="20"/>
+              </w:rPr>
+              <w:br/>
+              <w:t xml:space="preserve"/>
+            </w:r>
+            <w:r>
+              <w:rPr>
+                <w:rFonts w:ascii="Arial" w:cs="Arial" w:eastAsia="Arial" w:hAnsi="Arial"/>
+                <w:b/>
+                <w:bCs/>
+                <w:i w:val="false"/>
+                <w:iCs w:val="false"/>
+                <w:color w:val="000000"/>
+                <w:sz w:val="20"/>
+                <w:szCs w:val="20"/>
+              </w:rPr>
+              <w:t xml:space="preserve">Vocabulary Preview — </w:t>
+            </w:r>
+            <w:r>
+              <w:rPr>
+                <w:rFonts w:ascii="Arial" w:cs="Arial" w:eastAsia="Arial" w:hAnsi="Arial"/>
+                <w:b w:val="false"/>
+                <w:bCs w:val="false"/>
+                <w:i w:val="false"/>
+                <w:iCs w:val="false"/>
+                <w:color w:val="000000"/>
+                <w:sz w:val="20"/>
+                <w:szCs w:val="20"/>
+              </w:rPr>
+              <w:t xml:space="preserve">terms we'll use today:</w:t>
+            </w:r>
+            <w:r>
+              <w:rPr>
+                <w:rFonts w:ascii="Arial" w:cs="Arial" w:eastAsia="Arial" w:hAnsi="Arial"/>
+                <w:sz w:val="20"/>
+                <w:szCs w:val="20"/>
+              </w:rPr>
+              <w:br/>
+              <w:t xml:space="preserve"/>
+            </w:r>
+            <w:r>
+              <w:rPr>
+                <w:rFonts w:ascii="Arial" w:cs="Arial" w:eastAsia="Arial" w:hAnsi="Arial"/>
+                <w:b w:val="false"/>
+                <w:bCs w:val="false"/>
+                <w:i w:val="false"/>
+                <w:iCs w:val="false"/>
+                <w:color w:val="000000"/>
+                <w:sz w:val="20"/>
+                <w:szCs w:val="20"/>
+              </w:rPr>
+              <w:t xml:space="preserve">    • Inheritance (Is-A)   •   Composition (Has-A)   •   When to Use Inheritance   •   When to Use Composition</w:t>
+            </w:r>
+            <w:r>
+              <w:rPr>
+                <w:rFonts w:ascii="Arial" w:cs="Arial" w:eastAsia="Arial" w:hAnsi="Arial"/>
+                <w:sz w:val="20"/>
+                <w:szCs w:val="20"/>
+              </w:rPr>
+              <w:br/>
+              <w:t xml:space="preserve"/>
+            </w:r>
+            <w:r>
+              <w:rPr>
+                <w:rFonts w:ascii="Arial" w:cs="Arial" w:eastAsia="Arial" w:hAnsi="Arial"/>
+                <w:sz w:val="20"/>
+                <w:szCs w:val="20"/>
+              </w:rPr>
+              <w:br/>
+              <w:t xml:space="preserve"/>
+            </w:r>
+            <w:r>
+              <w:rPr>
+                <w:rFonts w:ascii="Arial" w:cs="Arial" w:eastAsia="Arial" w:hAnsi="Arial"/>
+                <w:b w:val="false"/>
+                <w:bCs w:val="false"/>
+                <w:i/>
+                <w:iCs/>
+                <w:color w:val="444444"/>
+                <w:sz w:val="20"/>
+                <w:szCs w:val="20"/>
+              </w:rPr>
+              <w:t xml:space="preserve">Today's Goal: By the end of class you will be able to choose between composition and inheritance when designing classes.</w:t>
+            </w:r>
+            <w:r>
+              <w:rPr>
+                <w:rFonts w:ascii="Arial" w:cs="Arial" w:eastAsia="Arial" w:hAnsi="Arial"/>
+                <w:sz w:val="20"/>
+                <w:szCs w:val="20"/>
+              </w:rPr>
+              <w:br/>
+              <w:t xml:space="preserve"/>
+            </w:r>
+            <w:r>
+              <w:rPr>
+                <w:rFonts w:ascii="Arial" w:cs="Arial" w:eastAsia="Arial" w:hAnsi="Arial"/>
+                <w:b w:val="false"/>
+                <w:bCs w:val="false"/>
+                <w:i/>
+                <w:iCs/>
+                <w:color w:val="555555"/>
+                <w:sz w:val="20"/>
+                <w:szCs w:val="20"/>
+              </w:rPr>
+              <w:t xml:space="preserve">→ Pair-share your response, then 2–3 students share with the class.</w:t>
             </w:r>
           </w:p>
         </w:tc>
@@ -319,9 +515,9 @@
               <w:right w:val="single" w:color="CCCCCC" w:sz="1"/>
             </w:tcBorders>
             <w:tcMar>
-              <w:top w:type="dxa" w:w="60"/>
+              <w:top w:type="dxa" w:w="80"/>
               <w:left w:type="dxa" w:w="120"/>
-              <w:bottom w:type="dxa" w:w="60"/>
+              <w:bottom w:type="dxa" w:w="80"/>
               <w:right w:type="dxa" w:w="120"/>
             </w:tcMar>
           </w:tcPr>
@@ -348,20 +544,261 @@
               <w:right w:val="single" w:color="CCCCCC" w:sz="1"/>
             </w:tcBorders>
             <w:tcMar>
-              <w:top w:type="dxa" w:w="60"/>
+              <w:top w:type="dxa" w:w="80"/>
               <w:left w:type="dxa" w:w="120"/>
-              <w:bottom w:type="dxa" w:w="60"/>
+              <w:bottom w:type="dxa" w:w="80"/>
               <w:right w:type="dxa" w:w="120"/>
             </w:tcMar>
           </w:tcPr>
           <w:p>
+            <w:pPr>
+              <w:spacing w:after="80" w:before="80"/>
+            </w:pPr>
+            <w:r>
+              <w:rPr>
+                <w:rFonts w:ascii="Arial" w:cs="Arial" w:eastAsia="Arial" w:hAnsi="Arial"/>
+                <w:b/>
+                <w:bCs/>
+                <w:i w:val="false"/>
+                <w:iCs w:val="false"/>
+                <w:color w:val="000000"/>
+                <w:sz w:val="22"/>
+                <w:szCs w:val="22"/>
+              </w:rPr>
+              <w:t xml:space="preserve">Mini Lesson: </w:t>
+            </w:r>
+            <w:r>
+              <w:rPr>
+                <w:rFonts w:ascii="Arial" w:cs="Arial" w:eastAsia="Arial" w:hAnsi="Arial"/>
+                <w:b w:val="false"/>
+                <w:bCs w:val="false"/>
+                <w:i w:val="false"/>
+                <w:iCs w:val="false"/>
+                <w:color w:val="000000"/>
+                <w:sz w:val="22"/>
+                <w:szCs w:val="22"/>
+              </w:rPr>
+              <w:t xml:space="preserve">Composition vs Inheritance</w:t>
+            </w:r>
             <w:r>
               <w:rPr>
                 <w:rFonts w:ascii="Arial" w:cs="Arial" w:eastAsia="Arial" w:hAnsi="Arial"/>
                 <w:sz w:val="20"/>
                 <w:szCs w:val="20"/>
               </w:rPr>
-              <w:t xml:space="preserve">Mini Lesson: Composition vs Inheritance</w:t>
+              <w:br/>
+              <w:t xml:space="preserve"/>
+            </w:r>
+            <w:r>
+              <w:rPr>
+                <w:rFonts w:ascii="Arial" w:cs="Arial" w:eastAsia="Arial" w:hAnsi="Arial"/>
+                <w:sz w:val="20"/>
+                <w:szCs w:val="20"/>
+              </w:rPr>
+              <w:br/>
+              <w:t xml:space="preserve"/>
+            </w:r>
+            <w:r>
+              <w:rPr>
+                <w:rFonts w:ascii="Arial" w:cs="Arial" w:eastAsia="Arial" w:hAnsi="Arial"/>
+                <w:b/>
+                <w:bCs/>
+                <w:i/>
+                <w:iCs/>
+                <w:color w:val="000000"/>
+                <w:sz w:val="20"/>
+                <w:szCs w:val="20"/>
+              </w:rPr>
+              <w:t xml:space="preserve">Learning Target: </w:t>
+            </w:r>
+            <w:r>
+              <w:rPr>
+                <w:rFonts w:ascii="Arial" w:cs="Arial" w:eastAsia="Arial" w:hAnsi="Arial"/>
+                <w:b w:val="false"/>
+                <w:bCs w:val="false"/>
+                <w:i/>
+                <w:iCs/>
+                <w:color w:val="333333"/>
+                <w:sz w:val="20"/>
+                <w:szCs w:val="20"/>
+              </w:rPr>
+              <w:t xml:space="preserve">I can choose between composition and inheritance when designing classes.</w:t>
+            </w:r>
+            <w:r>
+              <w:rPr>
+                <w:rFonts w:ascii="Arial" w:cs="Arial" w:eastAsia="Arial" w:hAnsi="Arial"/>
+                <w:sz w:val="20"/>
+                <w:szCs w:val="20"/>
+              </w:rPr>
+              <w:br/>
+              <w:t xml:space="preserve"/>
+            </w:r>
+            <w:r>
+              <w:rPr>
+                <w:rFonts w:ascii="Arial" w:cs="Arial" w:eastAsia="Arial" w:hAnsi="Arial"/>
+                <w:sz w:val="20"/>
+                <w:szCs w:val="20"/>
+              </w:rPr>
+              <w:br/>
+              <w:t xml:space="preserve"/>
+            </w:r>
+            <w:r>
+              <w:rPr>
+                <w:rFonts w:ascii="Arial" w:cs="Arial" w:eastAsia="Arial" w:hAnsi="Arial"/>
+                <w:b w:val="false"/>
+                <w:bCs w:val="false"/>
+                <w:i w:val="false"/>
+                <w:iCs w:val="false"/>
+                <w:color w:val="000000"/>
+                <w:sz w:val="20"/>
+                <w:szCs w:val="20"/>
+              </w:rPr>
+              <w:t xml:space="preserve">Inheritance (Is-A): "A dog IS-A animal"—child class is a type of parent class.</w:t>
+            </w:r>
+            <w:r>
+              <w:rPr>
+                <w:rFonts w:ascii="Arial" w:cs="Arial" w:eastAsia="Arial" w:hAnsi="Arial"/>
+                <w:sz w:val="20"/>
+                <w:szCs w:val="20"/>
+              </w:rPr>
+              <w:br/>
+              <w:t xml:space="preserve"/>
+            </w:r>
+            <w:r>
+              <w:rPr>
+                <w:rFonts w:ascii="Arial" w:cs="Arial" w:eastAsia="Arial" w:hAnsi="Arial"/>
+                <w:b w:val="false"/>
+                <w:bCs w:val="false"/>
+                <w:i w:val="false"/>
+                <w:iCs w:val="false"/>
+                <w:color w:val="000000"/>
+                <w:sz w:val="20"/>
+                <w:szCs w:val="20"/>
+              </w:rPr>
+              <w:t xml:space="preserve">Composition (Has-A): "A dog HAS-A tail"—object contains another object as a part.</w:t>
+            </w:r>
+            <w:r>
+              <w:rPr>
+                <w:rFonts w:ascii="Arial" w:cs="Arial" w:eastAsia="Arial" w:hAnsi="Arial"/>
+                <w:sz w:val="20"/>
+                <w:szCs w:val="20"/>
+              </w:rPr>
+              <w:br/>
+              <w:t xml:space="preserve"/>
+            </w:r>
+            <w:r>
+              <w:rPr>
+                <w:rFonts w:ascii="Arial" w:cs="Arial" w:eastAsia="Arial" w:hAnsi="Arial"/>
+                <w:sz w:val="20"/>
+                <w:szCs w:val="20"/>
+              </w:rPr>
+              <w:br/>
+              <w:t xml:space="preserve"/>
+            </w:r>
+            <w:r>
+              <w:rPr>
+                <w:rFonts w:ascii="Arial" w:cs="Arial" w:eastAsia="Arial" w:hAnsi="Arial"/>
+                <w:b/>
+                <w:bCs/>
+                <w:i w:val="false"/>
+                <w:iCs w:val="false"/>
+                <w:color w:val="000000"/>
+                <w:sz w:val="20"/>
+                <w:szCs w:val="20"/>
+              </w:rPr>
+              <w:t xml:space="preserve">Vocabulary: </w:t>
+            </w:r>
+            <w:r>
+              <w:rPr>
+                <w:rFonts w:ascii="Arial" w:cs="Arial" w:eastAsia="Arial" w:hAnsi="Arial"/>
+                <w:b w:val="false"/>
+                <w:bCs w:val="false"/>
+                <w:i w:val="false"/>
+                <w:iCs w:val="false"/>
+                <w:color w:val="000000"/>
+                <w:sz w:val="20"/>
+                <w:szCs w:val="20"/>
+              </w:rPr>
+              <w:t xml:space="preserve">Inheritance (Is-A), Composition (Has-A), When to Use Inheritance, When to Use Composition</w:t>
+            </w:r>
+            <w:r>
+              <w:rPr>
+                <w:rFonts w:ascii="Arial" w:cs="Arial" w:eastAsia="Arial" w:hAnsi="Arial"/>
+                <w:sz w:val="20"/>
+                <w:szCs w:val="20"/>
+              </w:rPr>
+              <w:br/>
+              <w:t xml:space="preserve"/>
+            </w:r>
+            <w:r>
+              <w:rPr>
+                <w:rFonts w:ascii="Arial" w:cs="Arial" w:eastAsia="Arial" w:hAnsi="Arial"/>
+                <w:sz w:val="20"/>
+                <w:szCs w:val="20"/>
+              </w:rPr>
+              <w:br/>
+              <w:t xml:space="preserve"/>
+            </w:r>
+            <w:r>
+              <w:rPr>
+                <w:rFonts w:ascii="Arial" w:cs="Arial" w:eastAsia="Arial" w:hAnsi="Arial"/>
+                <w:b/>
+                <w:bCs/>
+                <w:i/>
+                <w:iCs/>
+                <w:color w:val="555555"/>
+                <w:sz w:val="20"/>
+                <w:szCs w:val="20"/>
+              </w:rPr>
+              <w:t xml:space="preserve">→ Live Demo — </w:t>
+            </w:r>
+            <w:r>
+              <w:rPr>
+                <w:rFonts w:ascii="Arial" w:cs="Arial" w:eastAsia="Arial" w:hAnsi="Arial"/>
+                <w:b w:val="false"/>
+                <w:bCs w:val="false"/>
+                <w:i/>
+                <w:iCs/>
+                <w:color w:val="555555"/>
+                <w:sz w:val="20"/>
+                <w:szCs w:val="20"/>
+              </w:rPr>
+              <w:t xml:space="preserve">type examples as students follow along in their own editor.</w:t>
+            </w:r>
+            <w:r>
+              <w:rPr>
+                <w:rFonts w:ascii="Arial" w:cs="Arial" w:eastAsia="Arial" w:hAnsi="Arial"/>
+                <w:sz w:val="20"/>
+                <w:szCs w:val="20"/>
+              </w:rPr>
+              <w:br/>
+              <w:t xml:space="preserve"/>
+            </w:r>
+            <w:r>
+              <w:rPr>
+                <w:rFonts w:ascii="Arial" w:cs="Arial" w:eastAsia="Arial" w:hAnsi="Arial"/>
+                <w:b/>
+                <w:bCs/>
+                <w:i/>
+                <w:iCs/>
+                <w:color w:val="555555"/>
+                <w:sz w:val="20"/>
+                <w:szCs w:val="20"/>
+              </w:rPr>
+              <w:t xml:space="preserve">→ Check for Understanding: </w:t>
+            </w:r>
+            <w:r>
+              <w:rPr>
+                <w:rFonts w:ascii="Arial" w:cs="Arial" w:eastAsia="Arial" w:hAnsi="Arial"/>
+                <w:b w:val="false"/>
+                <w:bCs w:val="false"/>
+                <w:i/>
+                <w:iCs/>
+                <w:color w:val="555555"/>
+                <w:sz w:val="20"/>
+                <w:szCs w:val="20"/>
+              </w:rPr>
+              <w:t xml:space="preserve">pause and cold-call: “Can someone explain what we just did in their own words?”</w:t>
             </w:r>
           </w:p>
         </w:tc>
@@ -377,9 +814,9 @@
               <w:right w:val="single" w:color="CCCCCC" w:sz="1"/>
             </w:tcBorders>
             <w:tcMar>
-              <w:top w:type="dxa" w:w="60"/>
+              <w:top w:type="dxa" w:w="80"/>
               <w:left w:type="dxa" w:w="120"/>
-              <w:bottom w:type="dxa" w:w="60"/>
+              <w:bottom w:type="dxa" w:w="80"/>
               <w:right w:type="dxa" w:w="120"/>
             </w:tcMar>
           </w:tcPr>
@@ -406,20 +843,90 @@
               <w:right w:val="single" w:color="CCCCCC" w:sz="1"/>
             </w:tcBorders>
             <w:tcMar>
-              <w:top w:type="dxa" w:w="60"/>
+              <w:top w:type="dxa" w:w="80"/>
               <w:left w:type="dxa" w:w="120"/>
-              <w:bottom w:type="dxa" w:w="60"/>
+              <w:bottom w:type="dxa" w:w="80"/>
               <w:right w:type="dxa" w:w="120"/>
             </w:tcMar>
           </w:tcPr>
           <w:p>
+            <w:pPr>
+              <w:spacing w:after="80" w:before="80"/>
+            </w:pPr>
+            <w:r>
+              <w:rPr>
+                <w:rFonts w:ascii="Arial" w:cs="Arial" w:eastAsia="Arial" w:hAnsi="Arial"/>
+                <w:b/>
+                <w:bCs/>
+                <w:i w:val="false"/>
+                <w:iCs w:val="false"/>
+                <w:color w:val="000000"/>
+                <w:sz w:val="22"/>
+                <w:szCs w:val="22"/>
+              </w:rPr>
+              <w:t xml:space="preserve">Guided Practice</w:t>
+            </w:r>
             <w:r>
               <w:rPr>
                 <w:rFonts w:ascii="Arial" w:cs="Arial" w:eastAsia="Arial" w:hAnsi="Arial"/>
                 <w:sz w:val="20"/>
                 <w:szCs w:val="20"/>
               </w:rPr>
-              <w:t xml:space="preserve">Guided Practice</w:t>
+              <w:br/>
+              <w:t xml:space="preserve"/>
+            </w:r>
+            <w:r>
+              <w:rPr>
+                <w:rFonts w:ascii="Arial" w:cs="Arial" w:eastAsia="Arial" w:hAnsi="Arial"/>
+                <w:sz w:val="20"/>
+                <w:szCs w:val="20"/>
+              </w:rPr>
+              <w:br/>
+              <w:t xml:space="preserve"/>
+            </w:r>
+            <w:r>
+              <w:rPr>
+                <w:rFonts w:ascii="Arial" w:cs="Arial" w:eastAsia="Arial" w:hAnsi="Arial"/>
+                <w:b w:val="false"/>
+                <w:bCs w:val="false"/>
+                <w:i w:val="false"/>
+                <w:iCs w:val="false"/>
+                <w:color w:val="000000"/>
+                <w:sz w:val="20"/>
+                <w:szCs w:val="20"/>
+              </w:rPr>
+              <w:t xml:space="preserve">Activity: Refactor from Inheritance to Composition</w:t>
+            </w:r>
+            <w:r>
+              <w:rPr>
+                <w:rFonts w:ascii="Arial" w:cs="Arial" w:eastAsia="Arial" w:hAnsi="Arial"/>
+                <w:sz w:val="20"/>
+                <w:szCs w:val="20"/>
+              </w:rPr>
+              <w:br/>
+              <w:t xml:space="preserve"/>
+            </w:r>
+            <w:r>
+              <w:rPr>
+                <w:rFonts w:ascii="Arial" w:cs="Arial" w:eastAsia="Arial" w:hAnsi="Arial"/>
+                <w:sz w:val="20"/>
+                <w:szCs w:val="20"/>
+              </w:rPr>
+              <w:br/>
+              <w:t xml:space="preserve"/>
+            </w:r>
+            <w:r>
+              <w:rPr>
+                <w:rFonts w:ascii="Arial" w:cs="Arial" w:eastAsia="Arial" w:hAnsi="Arial"/>
+                <w:b w:val="false"/>
+                <w:bCs w:val="false"/>
+                <w:i/>
+                <w:iCs/>
+                <w:color w:val="555555"/>
+                <w:sz w:val="20"/>
+                <w:szCs w:val="20"/>
+              </w:rPr>
+              <w:t xml:space="preserve">→ Teacher models — students try alongside, then compare results.</w:t>
             </w:r>
           </w:p>
         </w:tc>
@@ -435,9 +942,9 @@
               <w:right w:val="single" w:color="CCCCCC" w:sz="1"/>
             </w:tcBorders>
             <w:tcMar>
-              <w:top w:type="dxa" w:w="60"/>
+              <w:top w:type="dxa" w:w="80"/>
               <w:left w:type="dxa" w:w="120"/>
-              <w:bottom w:type="dxa" w:w="60"/>
+              <w:bottom w:type="dxa" w:w="80"/>
               <w:right w:type="dxa" w:w="120"/>
             </w:tcMar>
           </w:tcPr>
@@ -450,7 +957,7 @@
                 <w:sz w:val="20"/>
                 <w:szCs w:val="20"/>
               </w:rPr>
-              <w:t xml:space="preserve">15-20 min</w:t>
+              <w:t xml:space="preserve">15–20 min</w:t>
             </w:r>
           </w:p>
         </w:tc>
@@ -464,20 +971,164 @@
               <w:right w:val="single" w:color="CCCCCC" w:sz="1"/>
             </w:tcBorders>
             <w:tcMar>
-              <w:top w:type="dxa" w:w="60"/>
+              <w:top w:type="dxa" w:w="80"/>
               <w:left w:type="dxa" w:w="120"/>
-              <w:bottom w:type="dxa" w:w="60"/>
+              <w:bottom w:type="dxa" w:w="80"/>
               <w:right w:type="dxa" w:w="120"/>
             </w:tcMar>
           </w:tcPr>
           <w:p>
+            <w:pPr>
+              <w:spacing w:after="80" w:before="80"/>
+            </w:pPr>
+            <w:r>
+              <w:rPr>
+                <w:rFonts w:ascii="Arial" w:cs="Arial" w:eastAsia="Arial" w:hAnsi="Arial"/>
+                <w:b/>
+                <w:bCs/>
+                <w:i w:val="false"/>
+                <w:iCs w:val="false"/>
+                <w:color w:val="000000"/>
+                <w:sz w:val="22"/>
+                <w:szCs w:val="22"/>
+              </w:rPr>
+              <w:t xml:space="preserve">Independent Practice / Code Along</w:t>
+            </w:r>
             <w:r>
               <w:rPr>
                 <w:rFonts w:ascii="Arial" w:cs="Arial" w:eastAsia="Arial" w:hAnsi="Arial"/>
                 <w:sz w:val="20"/>
                 <w:szCs w:val="20"/>
               </w:rPr>
-              <w:t xml:space="preserve">Independent Practice / Code Along</w:t>
+              <w:br/>
+              <w:t xml:space="preserve"/>
+            </w:r>
+            <w:r>
+              <w:rPr>
+                <w:rFonts w:ascii="Arial" w:cs="Arial" w:eastAsia="Arial" w:hAnsi="Arial"/>
+                <w:b/>
+                <w:bCs/>
+                <w:i w:val="false"/>
+                <w:iCs w:val="false"/>
+                <w:color w:val="000000"/>
+                <w:sz w:val="20"/>
+                <w:szCs w:val="20"/>
+              </w:rPr>
+              <w:t xml:space="preserve">    Beginner: </w:t>
+            </w:r>
+            <w:r>
+              <w:rPr>
+                <w:rFonts w:ascii="Arial" w:cs="Arial" w:eastAsia="Arial" w:hAnsi="Arial"/>
+                <w:b w:val="false"/>
+                <w:bCs w:val="false"/>
+                <w:i w:val="false"/>
+                <w:iCs w:val="false"/>
+                <w:color w:val="000000"/>
+                <w:sz w:val="20"/>
+                <w:szCs w:val="20"/>
+              </w:rPr>
+              <w:t xml:space="preserve">: Identify whether each relationship should use inheritance or composition: - Dog and Animal - Car and Engine - Employee and Salary - Studen…</w:t>
+            </w:r>
+            <w:r>
+              <w:rPr>
+                <w:rFonts w:ascii="Arial" w:cs="Arial" w:eastAsia="Arial" w:hAnsi="Arial"/>
+                <w:sz w:val="20"/>
+                <w:szCs w:val="20"/>
+              </w:rPr>
+              <w:br/>
+              <w:t xml:space="preserve"/>
+            </w:r>
+            <w:r>
+              <w:rPr>
+                <w:rFonts w:ascii="Arial" w:cs="Arial" w:eastAsia="Arial" w:hAnsi="Arial"/>
+                <w:b/>
+                <w:bCs/>
+                <w:i w:val="false"/>
+                <w:iCs w:val="false"/>
+                <w:color w:val="000000"/>
+                <w:sz w:val="20"/>
+                <w:szCs w:val="20"/>
+              </w:rPr>
+              <w:t xml:space="preserve">    Intermediate: </w:t>
+            </w:r>
+            <w:r>
+              <w:rPr>
+                <w:rFonts w:ascii="Arial" w:cs="Arial" w:eastAsia="Arial" w:hAnsi="Arial"/>
+                <w:b w:val="false"/>
+                <w:bCs w:val="false"/>
+                <w:i w:val="false"/>
+                <w:iCs w:val="false"/>
+                <w:color w:val="000000"/>
+                <w:sz w:val="20"/>
+                <w:szCs w:val="20"/>
+              </w:rPr>
+              <w:t xml:space="preserve">: Refactor a class hierarchy with 4+ levels into composition.</w:t>
+            </w:r>
+            <w:r>
+              <w:rPr>
+                <w:rFonts w:ascii="Arial" w:cs="Arial" w:eastAsia="Arial" w:hAnsi="Arial"/>
+                <w:sz w:val="20"/>
+                <w:szCs w:val="20"/>
+              </w:rPr>
+              <w:br/>
+              <w:t xml:space="preserve"/>
+            </w:r>
+            <w:r>
+              <w:rPr>
+                <w:rFonts w:ascii="Arial" w:cs="Arial" w:eastAsia="Arial" w:hAnsi="Arial"/>
+                <w:b/>
+                <w:bCs/>
+                <w:i w:val="false"/>
+                <w:iCs w:val="false"/>
+                <w:color w:val="000000"/>
+                <w:sz w:val="20"/>
+                <w:szCs w:val="20"/>
+              </w:rPr>
+              <w:t xml:space="preserve">    Challenge: </w:t>
+            </w:r>
+            <w:r>
+              <w:rPr>
+                <w:rFonts w:ascii="Arial" w:cs="Arial" w:eastAsia="Arial" w:hAnsi="Arial"/>
+                <w:b w:val="false"/>
+                <w:bCs w:val="false"/>
+                <w:i w:val="false"/>
+                <w:iCs w:val="false"/>
+                <w:color w:val="000000"/>
+                <w:sz w:val="20"/>
+                <w:szCs w:val="20"/>
+              </w:rPr>
+              <w:t xml:space="preserve">: Design a flexible weapon system using composition instead of inheritance. ### Key Takeaways 1. Inheritance creates tight coupling between…</w:t>
+            </w:r>
+            <w:r>
+              <w:rPr>
+                <w:rFonts w:ascii="Arial" w:cs="Arial" w:eastAsia="Arial" w:hAnsi="Arial"/>
+                <w:sz w:val="20"/>
+                <w:szCs w:val="20"/>
+              </w:rPr>
+              <w:br/>
+              <w:t xml:space="preserve"/>
+            </w:r>
+            <w:r>
+              <w:rPr>
+                <w:rFonts w:ascii="Arial" w:cs="Arial" w:eastAsia="Arial" w:hAnsi="Arial"/>
+                <w:sz w:val="20"/>
+                <w:szCs w:val="20"/>
+              </w:rPr>
+              <w:br/>
+              <w:t xml:space="preserve"/>
+            </w:r>
+            <w:r>
+              <w:rPr>
+                <w:rFonts w:ascii="Arial" w:cs="Arial" w:eastAsia="Arial" w:hAnsi="Arial"/>
+                <w:b w:val="false"/>
+                <w:bCs w:val="false"/>
+                <w:i/>
+                <w:iCs/>
+                <w:color w:val="555555"/>
+                <w:sz w:val="20"/>
+                <w:szCs w:val="20"/>
+              </w:rPr>
+              <w:t xml:space="preserve">→ Teacher circulates — offer hints, check for understanding.</w:t>
             </w:r>
           </w:p>
         </w:tc>
@@ -493,9 +1144,9 @@
               <w:right w:val="single" w:color="CCCCCC" w:sz="1"/>
             </w:tcBorders>
             <w:tcMar>
-              <w:top w:type="dxa" w:w="60"/>
+              <w:top w:type="dxa" w:w="80"/>
               <w:left w:type="dxa" w:w="120"/>
-              <w:bottom w:type="dxa" w:w="60"/>
+              <w:bottom w:type="dxa" w:w="80"/>
               <w:right w:type="dxa" w:w="120"/>
             </w:tcMar>
           </w:tcPr>
@@ -522,20 +1173,90 @@
               <w:right w:val="single" w:color="CCCCCC" w:sz="1"/>
             </w:tcBorders>
             <w:tcMar>
-              <w:top w:type="dxa" w:w="60"/>
+              <w:top w:type="dxa" w:w="80"/>
               <w:left w:type="dxa" w:w="120"/>
-              <w:bottom w:type="dxa" w:w="60"/>
+              <w:bottom w:type="dxa" w:w="80"/>
               <w:right w:type="dxa" w:w="120"/>
             </w:tcMar>
           </w:tcPr>
           <w:p>
+            <w:pPr>
+              <w:spacing w:after="80" w:before="80"/>
+            </w:pPr>
+            <w:r>
+              <w:rPr>
+                <w:rFonts w:ascii="Arial" w:cs="Arial" w:eastAsia="Arial" w:hAnsi="Arial"/>
+                <w:b/>
+                <w:bCs/>
+                <w:i w:val="false"/>
+                <w:iCs w:val="false"/>
+                <w:color w:val="000000"/>
+                <w:sz w:val="22"/>
+                <w:szCs w:val="22"/>
+              </w:rPr>
+              <w:t xml:space="preserve">Exit Ticket / Wrap-Up</w:t>
+            </w:r>
             <w:r>
               <w:rPr>
                 <w:rFonts w:ascii="Arial" w:cs="Arial" w:eastAsia="Arial" w:hAnsi="Arial"/>
                 <w:sz w:val="20"/>
                 <w:szCs w:val="20"/>
               </w:rPr>
-              <w:t xml:space="preserve">Exit Ticket / Wrap-Up</w:t>
+              <w:br/>
+              <w:t xml:space="preserve"/>
+            </w:r>
+            <w:r>
+              <w:rPr>
+                <w:rFonts w:ascii="Arial" w:cs="Arial" w:eastAsia="Arial" w:hAnsi="Arial"/>
+                <w:sz w:val="20"/>
+                <w:szCs w:val="20"/>
+              </w:rPr>
+              <w:br/>
+              <w:t xml:space="preserve"/>
+            </w:r>
+            <w:r>
+              <w:rPr>
+                <w:rFonts w:ascii="Arial" w:cs="Arial" w:eastAsia="Arial" w:hAnsi="Arial"/>
+                <w:b w:val="false"/>
+                <w:bCs w:val="false"/>
+                <w:i w:val="false"/>
+                <w:iCs w:val="false"/>
+                <w:color w:val="000000"/>
+                <w:sz w:val="20"/>
+                <w:szCs w:val="20"/>
+              </w:rPr>
+              <w:t xml:space="preserve">Quick Check: Choose between composition and inheritance when designing classes?</w:t>
+            </w:r>
+            <w:r>
+              <w:rPr>
+                <w:rFonts w:ascii="Arial" w:cs="Arial" w:eastAsia="Arial" w:hAnsi="Arial"/>
+                <w:sz w:val="20"/>
+                <w:szCs w:val="20"/>
+              </w:rPr>
+              <w:br/>
+              <w:t xml:space="preserve"/>
+            </w:r>
+            <w:r>
+              <w:rPr>
+                <w:rFonts w:ascii="Arial" w:cs="Arial" w:eastAsia="Arial" w:hAnsi="Arial"/>
+                <w:sz w:val="20"/>
+                <w:szCs w:val="20"/>
+              </w:rPr>
+              <w:br/>
+              <w:t xml:space="preserve"/>
+            </w:r>
+            <w:r>
+              <w:rPr>
+                <w:rFonts w:ascii="Arial" w:cs="Arial" w:eastAsia="Arial" w:hAnsi="Arial"/>
+                <w:b w:val="false"/>
+                <w:bCs w:val="false"/>
+                <w:i/>
+                <w:iCs/>
+                <w:color w:val="555555"/>
+                <w:sz w:val="20"/>
+                <w:szCs w:val="20"/>
+              </w:rPr>
+              <w:t xml:space="preserve">→ 3–2–1: Name 3 things learned, 2 new vocab words, 1 question you still have.</w:t>
             </w:r>
           </w:p>
         </w:tc>
@@ -697,19 +1418,6 @@
                 <w:sz w:val="18"/>
                 <w:szCs w:val="18"/>
               </w:rPr>
-              <w:t xml:space="preserve"># Inheritance example</w:t>
-            </w:r>
-          </w:p>
-          <w:p>
-            <w:pPr>
-              <w:spacing w:after="20"/>
-            </w:pPr>
-            <w:r>
-              <w:rPr>
-                <w:rFonts w:ascii="Courier New" w:cs="Courier New" w:eastAsia="Courier New" w:hAnsi="Courier New"/>
-                <w:sz w:val="18"/>
-                <w:szCs w:val="18"/>
-              </w:rPr>
               <w:t xml:space="preserve">class Animal:</w:t>
             </w:r>
           </w:p>
@@ -866,46 +1574,46 @@
                 <w:sz w:val="18"/>
                 <w:szCs w:val="18"/>
               </w:rPr>
-              <w:t xml:space="preserve"># Problem: What if we have a class that's not an animal?</w:t>
-            </w:r>
-          </w:p>
-          <w:p>
-            <w:pPr>
-              <w:spacing w:after="20"/>
-            </w:pPr>
-            <w:r>
-              <w:rPr>
-                <w:rFonts w:ascii="Courier New" w:cs="Courier New" w:eastAsia="Courier New" w:hAnsi="Courier New"/>
-                <w:sz w:val="18"/>
-                <w:szCs w:val="18"/>
-              </w:rPr>
-              <w:t xml:space="preserve"># class Robot(Animal):  # Wrong! Robot IS-A Animal? No!</w:t>
-            </w:r>
-          </w:p>
-          <w:p>
-            <w:pPr>
-              <w:spacing w:after="20"/>
-            </w:pPr>
-            <w:r>
-              <w:rPr>
-                <w:rFonts w:ascii="Courier New" w:cs="Courier New" w:eastAsia="Courier New" w:hAnsi="Courier New"/>
-                <w:sz w:val="18"/>
-                <w:szCs w:val="18"/>
-              </w:rPr>
-              <w:t xml:space="preserve"> </w:t>
-            </w:r>
-          </w:p>
-          <w:p>
-            <w:pPr>
-              <w:spacing w:after="20"/>
-            </w:pPr>
-            <w:r>
-              <w:rPr>
-                <w:rFonts w:ascii="Courier New" w:cs="Courier New" w:eastAsia="Courier New" w:hAnsi="Courier New"/>
-                <w:sz w:val="18"/>
-                <w:szCs w:val="18"/>
-              </w:rPr>
-              <w:t xml:space="preserve"># Composition example</w:t>
+              <w:t xml:space="preserve"> </w:t>
+            </w:r>
+          </w:p>
+          <w:p>
+            <w:pPr>
+              <w:spacing w:after="20"/>
+            </w:pPr>
+            <w:r>
+              <w:rPr>
+                <w:rFonts w:ascii="Courier New" w:cs="Courier New" w:eastAsia="Courier New" w:hAnsi="Courier New"/>
+                <w:sz w:val="18"/>
+                <w:szCs w:val="18"/>
+              </w:rPr>
+              <w:t xml:space="preserve"> </w:t>
+            </w:r>
+          </w:p>
+          <w:p>
+            <w:pPr>
+              <w:spacing w:after="20"/>
+            </w:pPr>
+            <w:r>
+              <w:rPr>
+                <w:rFonts w:ascii="Courier New" w:cs="Courier New" w:eastAsia="Courier New" w:hAnsi="Courier New"/>
+                <w:sz w:val="18"/>
+                <w:szCs w:val="18"/>
+              </w:rPr>
+              <w:t xml:space="preserve"> </w:t>
+            </w:r>
+          </w:p>
+          <w:p>
+            <w:pPr>
+              <w:spacing w:after="20"/>
+            </w:pPr>
+            <w:r>
+              <w:rPr>
+                <w:rFonts w:ascii="Courier New" w:cs="Courier New" w:eastAsia="Courier New" w:hAnsi="Courier New"/>
+                <w:sz w:val="18"/>
+                <w:szCs w:val="18"/>
+              </w:rPr>
+              <w:t xml:space="preserve"> </w:t>
             </w:r>
           </w:p>
           <w:p>
@@ -1100,7 +1808,7 @@
                 <w:sz w:val="18"/>
                 <w:szCs w:val="18"/>
               </w:rPr>
-              <w:t xml:space="preserve"># Better design: Animal behavior as composition</w:t>
+              <w:t xml:space="preserve"> </w:t>
             </w:r>
           </w:p>
           <w:p>
@@ -1659,7 +2367,7 @@
                 <w:sz w:val="18"/>
                 <w:szCs w:val="18"/>
               </w:rPr>
-              <w:t xml:space="preserve"># Multiple inheritance problems (The Diamond Problem)</w:t>
+              <w:t xml:space="preserve"> </w:t>
             </w:r>
           </w:p>
           <w:p>
@@ -1828,46 +2536,46 @@
                 <w:sz w:val="18"/>
                 <w:szCs w:val="18"/>
               </w:rPr>
-              <w:t xml:space="preserve"># Bad: What if class Triathlete(Swimmer, RunningAthlete)?</w:t>
-            </w:r>
-          </w:p>
-          <w:p>
-            <w:pPr>
-              <w:spacing w:after="20"/>
-            </w:pPr>
-            <w:r>
-              <w:rPr>
-                <w:rFonts w:ascii="Courier New" w:cs="Courier New" w:eastAsia="Courier New" w:hAnsi="Courier New"/>
-                <w:sz w:val="18"/>
-                <w:szCs w:val="18"/>
-              </w:rPr>
-              <w:t xml:space="preserve"># Which train() method should it use?</w:t>
-            </w:r>
-          </w:p>
-          <w:p>
-            <w:pPr>
-              <w:spacing w:after="20"/>
-            </w:pPr>
-            <w:r>
-              <w:rPr>
-                <w:rFonts w:ascii="Courier New" w:cs="Courier New" w:eastAsia="Courier New" w:hAnsi="Courier New"/>
-                <w:sz w:val="18"/>
-                <w:szCs w:val="18"/>
-              </w:rPr>
-              <w:t xml:space="preserve"> </w:t>
-            </w:r>
-          </w:p>
-          <w:p>
-            <w:pPr>
-              <w:spacing w:after="20"/>
-            </w:pPr>
-            <w:r>
-              <w:rPr>
-                <w:rFonts w:ascii="Courier New" w:cs="Courier New" w:eastAsia="Courier New" w:hAnsi="Courier New"/>
-                <w:sz w:val="18"/>
-                <w:szCs w:val="18"/>
-              </w:rPr>
-              <w:t xml:space="preserve"># Better with composition:</w:t>
+              <w:t xml:space="preserve"> </w:t>
+            </w:r>
+          </w:p>
+          <w:p>
+            <w:pPr>
+              <w:spacing w:after="20"/>
+            </w:pPr>
+            <w:r>
+              <w:rPr>
+                <w:rFonts w:ascii="Courier New" w:cs="Courier New" w:eastAsia="Courier New" w:hAnsi="Courier New"/>
+                <w:sz w:val="18"/>
+                <w:szCs w:val="18"/>
+              </w:rPr>
+              <w:t xml:space="preserve"> </w:t>
+            </w:r>
+          </w:p>
+          <w:p>
+            <w:pPr>
+              <w:spacing w:after="20"/>
+            </w:pPr>
+            <w:r>
+              <w:rPr>
+                <w:rFonts w:ascii="Courier New" w:cs="Courier New" w:eastAsia="Courier New" w:hAnsi="Courier New"/>
+                <w:sz w:val="18"/>
+                <w:szCs w:val="18"/>
+              </w:rPr>
+              <w:t xml:space="preserve"> </w:t>
+            </w:r>
+          </w:p>
+          <w:p>
+            <w:pPr>
+              <w:spacing w:after="20"/>
+            </w:pPr>
+            <w:r>
+              <w:rPr>
+                <w:rFonts w:ascii="Courier New" w:cs="Courier New" w:eastAsia="Courier New" w:hAnsi="Courier New"/>
+                <w:sz w:val="18"/>
+                <w:szCs w:val="18"/>
+              </w:rPr>
+              <w:t xml:space="preserve"> </w:t>
             </w:r>
           </w:p>
           <w:p>
@@ -2023,20 +2731,20 @@
                 <w:sz w:val="18"/>
                 <w:szCs w:val="18"/>
               </w:rPr>
-              <w:t xml:space="preserve"># Personnel system</w:t>
-            </w:r>
-          </w:p>
-          <w:p>
-            <w:pPr>
-              <w:spacing w:after="20"/>
-            </w:pPr>
-            <w:r>
-              <w:rPr>
-                <w:rFonts w:ascii="Courier New" w:cs="Courier New" w:eastAsia="Courier New" w:hAnsi="Courier New"/>
-                <w:sz w:val="18"/>
-                <w:szCs w:val="18"/>
-              </w:rPr>
-              <w:t xml:space="preserve"># Bad inheritance design:</w:t>
+              <w:t xml:space="preserve"> </w:t>
+            </w:r>
+          </w:p>
+          <w:p>
+            <w:pPr>
+              <w:spacing w:after="20"/>
+            </w:pPr>
+            <w:r>
+              <w:rPr>
+                <w:rFonts w:ascii="Courier New" w:cs="Courier New" w:eastAsia="Courier New" w:hAnsi="Courier New"/>
+                <w:sz w:val="18"/>
+                <w:szCs w:val="18"/>
+              </w:rPr>
+              <w:t xml:space="preserve"> </w:t>
             </w:r>
           </w:p>
           <w:p>
@@ -2205,46 +2913,46 @@
                 <w:sz w:val="18"/>
                 <w:szCs w:val="18"/>
               </w:rPr>
-              <w:t xml:space="preserve"># Problem: What if someone is both manager and developer?</w:t>
-            </w:r>
-          </w:p>
-          <w:p>
-            <w:pPr>
-              <w:spacing w:after="20"/>
-            </w:pPr>
-            <w:r>
-              <w:rPr>
-                <w:rFonts w:ascii="Courier New" w:cs="Courier New" w:eastAsia="Courier New" w:hAnsi="Courier New"/>
-                <w:sz w:val="18"/>
-                <w:szCs w:val="18"/>
-              </w:rPr>
-              <w:t xml:space="preserve"># class TechLead(Manager, Developer):  # Awkward!</w:t>
-            </w:r>
-          </w:p>
-          <w:p>
-            <w:pPr>
-              <w:spacing w:after="20"/>
-            </w:pPr>
-            <w:r>
-              <w:rPr>
-                <w:rFonts w:ascii="Courier New" w:cs="Courier New" w:eastAsia="Courier New" w:hAnsi="Courier New"/>
-                <w:sz w:val="18"/>
-                <w:szCs w:val="18"/>
-              </w:rPr>
-              <w:t xml:space="preserve"> </w:t>
-            </w:r>
-          </w:p>
-          <w:p>
-            <w:pPr>
-              <w:spacing w:after="20"/>
-            </w:pPr>
-            <w:r>
-              <w:rPr>
-                <w:rFonts w:ascii="Courier New" w:cs="Courier New" w:eastAsia="Courier New" w:hAnsi="Courier New"/>
-                <w:sz w:val="18"/>
-                <w:szCs w:val="18"/>
-              </w:rPr>
-              <w:t xml:space="preserve"># Better with composition:</w:t>
+              <w:t xml:space="preserve"> </w:t>
+            </w:r>
+          </w:p>
+          <w:p>
+            <w:pPr>
+              <w:spacing w:after="20"/>
+            </w:pPr>
+            <w:r>
+              <w:rPr>
+                <w:rFonts w:ascii="Courier New" w:cs="Courier New" w:eastAsia="Courier New" w:hAnsi="Courier New"/>
+                <w:sz w:val="18"/>
+                <w:szCs w:val="18"/>
+              </w:rPr>
+              <w:t xml:space="preserve"> </w:t>
+            </w:r>
+          </w:p>
+          <w:p>
+            <w:pPr>
+              <w:spacing w:after="20"/>
+            </w:pPr>
+            <w:r>
+              <w:rPr>
+                <w:rFonts w:ascii="Courier New" w:cs="Courier New" w:eastAsia="Courier New" w:hAnsi="Courier New"/>
+                <w:sz w:val="18"/>
+                <w:szCs w:val="18"/>
+              </w:rPr>
+              <w:t xml:space="preserve"> </w:t>
+            </w:r>
+          </w:p>
+          <w:p>
+            <w:pPr>
+              <w:spacing w:after="20"/>
+            </w:pPr>
+            <w:r>
+              <w:rPr>
+                <w:rFonts w:ascii="Courier New" w:cs="Courier New" w:eastAsia="Courier New" w:hAnsi="Courier New"/>
+                <w:sz w:val="18"/>
+                <w:szCs w:val="18"/>
+              </w:rPr>
+              <w:t xml:space="preserve"> </w:t>
             </w:r>
           </w:p>
           <w:p>
@@ -2582,20 +3290,20 @@
                 <w:sz w:val="18"/>
                 <w:szCs w:val="18"/>
               </w:rPr>
-              <w:t xml:space="preserve"># Game character system</w:t>
-            </w:r>
-          </w:p>
-          <w:p>
-            <w:pPr>
-              <w:spacing w:after="20"/>
-            </w:pPr>
-            <w:r>
-              <w:rPr>
-                <w:rFonts w:ascii="Courier New" w:cs="Courier New" w:eastAsia="Courier New" w:hAnsi="Courier New"/>
-                <w:sz w:val="18"/>
-                <w:szCs w:val="18"/>
-              </w:rPr>
-              <w:t xml:space="preserve"># Bad: Deep inheritance</w:t>
+              <w:t xml:space="preserve"> </w:t>
+            </w:r>
+          </w:p>
+          <w:p>
+            <w:pPr>
+              <w:spacing w:after="20"/>
+            </w:pPr>
+            <w:r>
+              <w:rPr>
+                <w:rFonts w:ascii="Courier New" w:cs="Courier New" w:eastAsia="Courier New" w:hAnsi="Courier New"/>
+                <w:sz w:val="18"/>
+                <w:szCs w:val="18"/>
+              </w:rPr>
+              <w:t xml:space="preserve"> </w:t>
             </w:r>
           </w:p>
           <w:p>
@@ -2764,7 +3472,7 @@
                 <w:sz w:val="18"/>
                 <w:szCs w:val="18"/>
               </w:rPr>
-              <w:t xml:space="preserve"># Good: Composition approach</w:t>
+              <w:t xml:space="preserve"> </w:t>
             </w:r>
           </w:p>
           <w:p>
@@ -3232,20 +3940,20 @@
                 <w:sz w:val="18"/>
                 <w:szCs w:val="18"/>
               </w:rPr>
-              <w:t xml:space="preserve"># Vehicle example</w:t>
-            </w:r>
-          </w:p>
-          <w:p>
-            <w:pPr>
-              <w:spacing w:after="20"/>
-            </w:pPr>
-            <w:r>
-              <w:rPr>
-                <w:rFonts w:ascii="Courier New" w:cs="Courier New" w:eastAsia="Courier New" w:hAnsi="Courier New"/>
-                <w:sz w:val="18"/>
-                <w:szCs w:val="18"/>
-              </w:rPr>
-              <w:t xml:space="preserve"># Problem with inheritance</w:t>
+              <w:t xml:space="preserve"> </w:t>
+            </w:r>
+          </w:p>
+          <w:p>
+            <w:pPr>
+              <w:spacing w:after="20"/>
+            </w:pPr>
+            <w:r>
+              <w:rPr>
+                <w:rFonts w:ascii="Courier New" w:cs="Courier New" w:eastAsia="Courier New" w:hAnsi="Courier New"/>
+                <w:sz w:val="18"/>
+                <w:szCs w:val="18"/>
+              </w:rPr>
+              <w:t xml:space="preserve"> </w:t>
             </w:r>
           </w:p>
           <w:p>
@@ -3453,7 +4161,7 @@
                 <w:sz w:val="18"/>
                 <w:szCs w:val="18"/>
               </w:rPr>
-              <w:t xml:space="preserve"># Better with composition</w:t>
+              <w:t xml:space="preserve"> </w:t>
             </w:r>
           </w:p>
           <w:p>
@@ -3713,7 +4421,7 @@
                 <w:sz w:val="18"/>
                 <w:szCs w:val="18"/>
               </w:rPr>
-              <w:t xml:space="preserve"># When inheritance IS appropriate</w:t>
+              <w:t xml:space="preserve"> </w:t>
             </w:r>
           </w:p>
           <w:p>
@@ -3921,59 +4629,59 @@
                 <w:sz w:val="18"/>
                 <w:szCs w:val="18"/>
               </w:rPr>
-              <w:t xml:space="preserve"># This IS inheritance done right:</w:t>
-            </w:r>
-          </w:p>
-          <w:p>
-            <w:pPr>
-              <w:spacing w:after="20"/>
-            </w:pPr>
-            <w:r>
-              <w:rPr>
-                <w:rFonts w:ascii="Courier New" w:cs="Courier New" w:eastAsia="Courier New" w:hAnsi="Courier New"/>
-                <w:sz w:val="18"/>
-                <w:szCs w:val="18"/>
-              </w:rPr>
-              <w:t xml:space="preserve"># - Dog IS-A Animal (true is-A relationship)</w:t>
-            </w:r>
-          </w:p>
-          <w:p>
-            <w:pPr>
-              <w:spacing w:after="20"/>
-            </w:pPr>
-            <w:r>
-              <w:rPr>
-                <w:rFonts w:ascii="Courier New" w:cs="Courier New" w:eastAsia="Courier New" w:hAnsi="Courier New"/>
-                <w:sz w:val="18"/>
-                <w:szCs w:val="18"/>
-              </w:rPr>
-              <w:t xml:space="preserve"># - Share common attributes (name)</w:t>
-            </w:r>
-          </w:p>
-          <w:p>
-            <w:pPr>
-              <w:spacing w:after="20"/>
-            </w:pPr>
-            <w:r>
-              <w:rPr>
-                <w:rFonts w:ascii="Courier New" w:cs="Courier New" w:eastAsia="Courier New" w:hAnsi="Courier New"/>
-                <w:sz w:val="18"/>
-                <w:szCs w:val="18"/>
-              </w:rPr>
-              <w:t xml:space="preserve"># - Override specific behavior (speak)</w:t>
-            </w:r>
-          </w:p>
-          <w:p>
-            <w:pPr>
-              <w:spacing w:after="20"/>
-            </w:pPr>
-            <w:r>
-              <w:rPr>
-                <w:rFonts w:ascii="Courier New" w:cs="Courier New" w:eastAsia="Courier New" w:hAnsi="Courier New"/>
-                <w:sz w:val="18"/>
-                <w:szCs w:val="18"/>
-              </w:rPr>
-              <w:t xml:space="preserve"># - Polymorphic collection</w:t>
+              <w:t xml:space="preserve"> </w:t>
+            </w:r>
+          </w:p>
+          <w:p>
+            <w:pPr>
+              <w:spacing w:after="20"/>
+            </w:pPr>
+            <w:r>
+              <w:rPr>
+                <w:rFonts w:ascii="Courier New" w:cs="Courier New" w:eastAsia="Courier New" w:hAnsi="Courier New"/>
+                <w:sz w:val="18"/>
+                <w:szCs w:val="18"/>
+              </w:rPr>
+              <w:t xml:space="preserve"> </w:t>
+            </w:r>
+          </w:p>
+          <w:p>
+            <w:pPr>
+              <w:spacing w:after="20"/>
+            </w:pPr>
+            <w:r>
+              <w:rPr>
+                <w:rFonts w:ascii="Courier New" w:cs="Courier New" w:eastAsia="Courier New" w:hAnsi="Courier New"/>
+                <w:sz w:val="18"/>
+                <w:szCs w:val="18"/>
+              </w:rPr>
+              <w:t xml:space="preserve"> </w:t>
+            </w:r>
+          </w:p>
+          <w:p>
+            <w:pPr>
+              <w:spacing w:after="20"/>
+            </w:pPr>
+            <w:r>
+              <w:rPr>
+                <w:rFonts w:ascii="Courier New" w:cs="Courier New" w:eastAsia="Courier New" w:hAnsi="Courier New"/>
+                <w:sz w:val="18"/>
+                <w:szCs w:val="18"/>
+              </w:rPr>
+              <w:t xml:space="preserve"> </w:t>
+            </w:r>
+          </w:p>
+          <w:p>
+            <w:pPr>
+              <w:spacing w:after="20"/>
+            </w:pPr>
+            <w:r>
+              <w:rPr>
+                <w:rFonts w:ascii="Courier New" w:cs="Courier New" w:eastAsia="Courier New" w:hAnsi="Courier New"/>
+                <w:sz w:val="18"/>
+                <w:szCs w:val="18"/>
+              </w:rPr>
+              <w:t xml:space="preserve"> </w:t>
             </w:r>
           </w:p>
           <w:p>
@@ -4051,7 +4759,7 @@
                 <w:sz w:val="18"/>
                 <w:szCs w:val="18"/>
               </w:rPr>
-              <w:t xml:space="preserve"># Composition with shared behavior</w:t>
+              <w:t xml:space="preserve"> </w:t>
             </w:r>
           </w:p>
           <w:p>
@@ -4389,20 +5097,20 @@
                 <w:sz w:val="18"/>
                 <w:szCs w:val="18"/>
               </w:rPr>
-              <w:t xml:space="preserve"># Refactoring from inheritance to composition</w:t>
-            </w:r>
-          </w:p>
-          <w:p>
-            <w:pPr>
-              <w:spacing w:after="20"/>
-            </w:pPr>
-            <w:r>
-              <w:rPr>
-                <w:rFonts w:ascii="Courier New" w:cs="Courier New" w:eastAsia="Courier New" w:hAnsi="Courier New"/>
-                <w:sz w:val="18"/>
-                <w:szCs w:val="18"/>
-              </w:rPr>
-              <w:t xml:space="preserve"># Original (bad):</w:t>
+              <w:t xml:space="preserve"> </w:t>
+            </w:r>
+          </w:p>
+          <w:p>
+            <w:pPr>
+              <w:spacing w:after="20"/>
+            </w:pPr>
+            <w:r>
+              <w:rPr>
+                <w:rFonts w:ascii="Courier New" w:cs="Courier New" w:eastAsia="Courier New" w:hAnsi="Courier New"/>
+                <w:sz w:val="18"/>
+                <w:szCs w:val="18"/>
+              </w:rPr>
+              <w:t xml:space="preserve"> </w:t>
             </w:r>
           </w:p>
           <w:p>
@@ -4545,7 +5253,7 @@
                 <w:sz w:val="18"/>
                 <w:szCs w:val="18"/>
               </w:rPr>
-              <w:t xml:space="preserve"># Better:</w:t>
+              <w:t xml:space="preserve"> </w:t>
             </w:r>
           </w:p>
           <w:p>
@@ -4649,7 +5357,7 @@
                 <w:sz w:val="18"/>
                 <w:szCs w:val="18"/>
               </w:rPr>
-              <w:t xml:space="preserve"># Or even better with strategy pattern:</w:t>
+              <w:t xml:space="preserve"> </w:t>
             </w:r>
           </w:p>
           <w:p>

--- a/Coding 2 - year/Unit 2 - Object-Oriented Programming/Daily Lesson Plans/Word/Day 22.docx
+++ b/Coding 2 - year/Unit 2 - Object-Oriented Programming/Daily Lesson Plans/Word/Day 22.docx
@@ -380,7 +380,7 @@
                 <w:sz w:val="20"/>
                 <w:szCs w:val="20"/>
               </w:rPr>
-              <w:t xml:space="preserve">    In your own words: Choose between composition and inheritance when designing classes?</w:t>
+              <w:t xml:space="preserve">    What factors would help you choose between composition and inheritance when designing classes? What trade-offs might you consider?</w:t>
             </w:r>
             <w:r>
               <w:rPr>
@@ -477,7 +477,7 @@
                 <w:sz w:val="20"/>
                 <w:szCs w:val="20"/>
               </w:rPr>
-              <w:t xml:space="preserve">Today's Goal: By the end of class you will be able to choose between composition and inheritance when designing classes.</w:t>
+              <w:t xml:space="preserve">Today’s Goal: By the end of class you will be able to choose between composition and inheritance when designing classes.</w:t>
             </w:r>
             <w:r>
               <w:rPr>
@@ -1225,7 +1225,7 @@
                 <w:sz w:val="20"/>
                 <w:szCs w:val="20"/>
               </w:rPr>
-              <w:t xml:space="preserve">Quick Check: Choose between composition and inheritance when designing classes?</w:t>
+              <w:t xml:space="preserve">What's one decision you made in your code today and why did you make it?</w:t>
             </w:r>
             <w:r>
               <w:rPr>

--- a/Coding 2 - year/Unit 2 - Object-Oriented Programming/Daily Lesson Plans/Word/Day 22.docx
+++ b/Coding 2 - year/Unit 2 - Object-Oriented Programming/Daily Lesson Plans/Word/Day 22.docx
@@ -706,6 +706,147 @@
                 <w:sz w:val="20"/>
                 <w:szCs w:val="20"/>
               </w:rPr>
+              <w:t xml:space="preserve">Key Concepts:</w:t>
+            </w:r>
+            <w:r>
+              <w:rPr>
+                <w:rFonts w:ascii="Arial" w:cs="Arial" w:eastAsia="Arial" w:hAnsi="Arial"/>
+                <w:sz w:val="20"/>
+                <w:szCs w:val="20"/>
+              </w:rPr>
+              <w:br/>
+              <w:t xml:space="preserve"/>
+            </w:r>
+            <w:r>
+              <w:rPr>
+                <w:rFonts w:ascii="Arial" w:cs="Arial" w:eastAsia="Arial" w:hAnsi="Arial"/>
+                <w:b w:val="false"/>
+                <w:bCs w:val="false"/>
+                <w:i w:val="false"/>
+                <w:iCs w:val="false"/>
+                <w:color w:val="000000"/>
+                <w:sz w:val="20"/>
+                <w:szCs w:val="20"/>
+              </w:rPr>
+              <w:t xml:space="preserve">    • Inheritance creates tight coupling between parent and child</w:t>
+            </w:r>
+            <w:r>
+              <w:rPr>
+                <w:rFonts w:ascii="Arial" w:cs="Arial" w:eastAsia="Arial" w:hAnsi="Arial"/>
+                <w:sz w:val="20"/>
+                <w:szCs w:val="20"/>
+              </w:rPr>
+              <w:br/>
+              <w:t xml:space="preserve"/>
+            </w:r>
+            <w:r>
+              <w:rPr>
+                <w:rFonts w:ascii="Arial" w:cs="Arial" w:eastAsia="Arial" w:hAnsi="Arial"/>
+                <w:b w:val="false"/>
+                <w:bCs w:val="false"/>
+                <w:i w:val="false"/>
+                <w:iCs w:val="false"/>
+                <w:color w:val="000000"/>
+                <w:sz w:val="20"/>
+                <w:szCs w:val="20"/>
+              </w:rPr>
+              <w:t xml:space="preserve">    • Composition is more flexible and easier to change</w:t>
+            </w:r>
+            <w:r>
+              <w:rPr>
+                <w:rFonts w:ascii="Arial" w:cs="Arial" w:eastAsia="Arial" w:hAnsi="Arial"/>
+                <w:sz w:val="20"/>
+                <w:szCs w:val="20"/>
+              </w:rPr>
+              <w:br/>
+              <w:t xml:space="preserve"/>
+            </w:r>
+            <w:r>
+              <w:rPr>
+                <w:rFonts w:ascii="Arial" w:cs="Arial" w:eastAsia="Arial" w:hAnsi="Arial"/>
+                <w:b w:val="false"/>
+                <w:bCs w:val="false"/>
+                <w:i w:val="false"/>
+                <w:iCs w:val="false"/>
+                <w:color w:val="000000"/>
+                <w:sz w:val="20"/>
+                <w:szCs w:val="20"/>
+              </w:rPr>
+              <w:t xml:space="preserve">    • Inheritance should only be used for true is-A relationships</w:t>
+            </w:r>
+            <w:r>
+              <w:rPr>
+                <w:rFonts w:ascii="Arial" w:cs="Arial" w:eastAsia="Arial" w:hAnsi="Arial"/>
+                <w:sz w:val="20"/>
+                <w:szCs w:val="20"/>
+              </w:rPr>
+              <w:br/>
+              <w:t xml:space="preserve"/>
+            </w:r>
+            <w:r>
+              <w:rPr>
+                <w:rFonts w:ascii="Arial" w:cs="Arial" w:eastAsia="Arial" w:hAnsi="Arial"/>
+                <w:b w:val="false"/>
+                <w:bCs w:val="false"/>
+                <w:i w:val="false"/>
+                <w:iCs w:val="false"/>
+                <w:color w:val="000000"/>
+                <w:sz w:val="20"/>
+                <w:szCs w:val="20"/>
+              </w:rPr>
+              <w:t xml:space="preserve">    • Deep inheritance hierarchies are often a sign of bad design</w:t>
+            </w:r>
+            <w:r>
+              <w:rPr>
+                <w:rFonts w:ascii="Arial" w:cs="Arial" w:eastAsia="Arial" w:hAnsi="Arial"/>
+                <w:sz w:val="20"/>
+                <w:szCs w:val="20"/>
+              </w:rPr>
+              <w:br/>
+              <w:t xml:space="preserve"/>
+            </w:r>
+            <w:r>
+              <w:rPr>
+                <w:rFonts w:ascii="Arial" w:cs="Arial" w:eastAsia="Arial" w:hAnsi="Arial"/>
+                <w:b w:val="false"/>
+                <w:bCs w:val="false"/>
+                <w:i w:val="false"/>
+                <w:iCs w:val="false"/>
+                <w:color w:val="000000"/>
+                <w:sz w:val="20"/>
+                <w:szCs w:val="20"/>
+              </w:rPr>
+              <w:t xml:space="preserve">    • Modern OOP favors composition over inheritance for flexibility</w:t>
+            </w:r>
+            <w:r>
+              <w:rPr>
+                <w:rFonts w:ascii="Arial" w:cs="Arial" w:eastAsia="Arial" w:hAnsi="Arial"/>
+                <w:sz w:val="20"/>
+                <w:szCs w:val="20"/>
+              </w:rPr>
+              <w:br/>
+              <w:t xml:space="preserve"/>
+            </w:r>
+            <w:r>
+              <w:rPr>
+                <w:rFonts w:ascii="Arial" w:cs="Arial" w:eastAsia="Arial" w:hAnsi="Arial"/>
+                <w:sz w:val="20"/>
+                <w:szCs w:val="20"/>
+              </w:rPr>
+              <w:br/>
+              <w:t xml:space="preserve"/>
+            </w:r>
+            <w:r>
+              <w:rPr>
+                <w:rFonts w:ascii="Arial" w:cs="Arial" w:eastAsia="Arial" w:hAnsi="Arial"/>
+                <w:b/>
+                <w:bCs/>
+                <w:i w:val="false"/>
+                <w:iCs w:val="false"/>
+                <w:color w:val="000000"/>
+                <w:sz w:val="20"/>
+                <w:szCs w:val="20"/>
+              </w:rPr>
               <w:t xml:space="preserve">Vocabulary: </w:t>
             </w:r>
             <w:r>
@@ -1097,7 +1238,7 @@
                 <w:sz w:val="20"/>
                 <w:szCs w:val="20"/>
               </w:rPr>
-              <w:t xml:space="preserve">: Design a flexible weapon system using composition instead of inheritance. ### Key Takeaways 1. Inheritance creates tight coupling between…</w:t>
+              <w:t xml:space="preserve">: Design a flexible weapon system using composition instead of inheritance.</w:t>
             </w:r>
             <w:r>
               <w:rPr>
@@ -1349,6 +1490,71 @@
           <w:szCs w:val="20"/>
         </w:rPr>
         <w:t xml:space="preserve">"Favor Composition Over Inheritance": A design principle that composition is often more flexible than inheritance.</w:t>
+      </w:r>
+    </w:p>
+    <w:p>
+      <w:pPr>
+        <w:spacing w:after="60"/>
+      </w:pPr>
+      <w:r>
+        <w:rPr>
+          <w:rFonts w:ascii="Arial" w:cs="Arial" w:eastAsia="Arial" w:hAnsi="Arial"/>
+          <w:sz w:val="20"/>
+          <w:szCs w:val="20"/>
+        </w:rPr>
+        <w:t xml:space="preserve">1. Inheritance creates tight coupling between parent and child</w:t>
+      </w:r>
+    </w:p>
+    <w:p>
+      <w:pPr>
+        <w:spacing w:after="60"/>
+      </w:pPr>
+      <w:r>
+        <w:rPr>
+          <w:rFonts w:ascii="Arial" w:cs="Arial" w:eastAsia="Arial" w:hAnsi="Arial"/>
+          <w:sz w:val="20"/>
+          <w:szCs w:val="20"/>
+        </w:rPr>
+        <w:t xml:space="preserve">2. Composition is more flexible and easier to change</w:t>
+      </w:r>
+    </w:p>
+    <w:p>
+      <w:pPr>
+        <w:spacing w:after="60"/>
+      </w:pPr>
+      <w:r>
+        <w:rPr>
+          <w:rFonts w:ascii="Arial" w:cs="Arial" w:eastAsia="Arial" w:hAnsi="Arial"/>
+          <w:sz w:val="20"/>
+          <w:szCs w:val="20"/>
+        </w:rPr>
+        <w:t xml:space="preserve">3. Inheritance should only be used for true is-A relationships</w:t>
+      </w:r>
+    </w:p>
+    <w:p>
+      <w:pPr>
+        <w:spacing w:after="60"/>
+      </w:pPr>
+      <w:r>
+        <w:rPr>
+          <w:rFonts w:ascii="Arial" w:cs="Arial" w:eastAsia="Arial" w:hAnsi="Arial"/>
+          <w:sz w:val="20"/>
+          <w:szCs w:val="20"/>
+        </w:rPr>
+        <w:t xml:space="preserve">4. Deep inheritance hierarchies are often a sign of bad design</w:t>
+      </w:r>
+    </w:p>
+    <w:p>
+      <w:pPr>
+        <w:spacing w:after="60"/>
+      </w:pPr>
+      <w:r>
+        <w:rPr>
+          <w:rFonts w:ascii="Arial" w:cs="Arial" w:eastAsia="Arial" w:hAnsi="Arial"/>
+          <w:sz w:val="20"/>
+          <w:szCs w:val="20"/>
+        </w:rPr>
+        <w:t xml:space="preserve">5. Modern OOP favors composition over inheritance for flexibility</w:t>
       </w:r>
     </w:p>
     <w:p>
@@ -6443,7 +6649,7 @@
           <w:sz w:val="20"/>
           <w:szCs w:val="20"/>
         </w:rPr>
-        <w:t xml:space="preserve">: Design a flexible weapon system using composition instead of inheritance. ### Key Takeaways 1. Inheritance creates tight coupling between parent and child 2. Composition is more flexible and easier to change 3. Inheritance should only be used for true is-A relationships 4. Deep inheritance hierarc</w:t>
+        <w:t xml:space="preserve">: Design a flexible weapon system using composition instead of inheritance.</w:t>
       </w:r>
     </w:p>
     <w:p>
